--- a/report/粤语播客生态研究报告.docx
+++ b/report/粤语播客生态研究报告.docx
@@ -3496,7 +3496,7 @@
       <w:r>
         <w:drawing>
           <wp:inline xmlns:a="http://schemas.openxmlformats.org/drawingml/2006/main" xmlns:pic="http://schemas.openxmlformats.org/drawingml/2006/picture">
-            <wp:extent cx="5256000" cy="4199042"/>
+            <wp:extent cx="5256000" cy="4537340"/>
             <wp:docPr id="1" name="Picture 1"/>
             <wp:cNvGraphicFramePr>
               <a:graphicFrameLocks noChangeAspect="1"/>
@@ -3517,7 +3517,7 @@
                   <pic:spPr>
                     <a:xfrm>
                       <a:off x="0" y="0"/>
-                      <a:ext cx="5256000" cy="4199042"/>
+                      <a:ext cx="5256000" cy="4537340"/>
                     </a:xfrm>
                     <a:prstGeom prst="rect"/>
                   </pic:spPr>
@@ -4532,7 +4532,7 @@
       <w:r>
         <w:drawing>
           <wp:inline xmlns:a="http://schemas.openxmlformats.org/drawingml/2006/main" xmlns:pic="http://schemas.openxmlformats.org/drawingml/2006/picture">
-            <wp:extent cx="5256000" cy="3635606"/>
+            <wp:extent cx="5256000" cy="3459646"/>
             <wp:docPr id="2" name="Picture 2"/>
             <wp:cNvGraphicFramePr>
               <a:graphicFrameLocks noChangeAspect="1"/>
@@ -4553,7 +4553,7 @@
                   <pic:spPr>
                     <a:xfrm>
                       <a:off x="0" y="0"/>
-                      <a:ext cx="5256000" cy="3635606"/>
+                      <a:ext cx="5256000" cy="3459646"/>
                     </a:xfrm>
                     <a:prstGeom prst="rect"/>
                   </pic:spPr>
@@ -6203,7 +6203,7 @@
       <w:r>
         <w:drawing>
           <wp:inline xmlns:a="http://schemas.openxmlformats.org/drawingml/2006/main" xmlns:pic="http://schemas.openxmlformats.org/drawingml/2006/picture">
-            <wp:extent cx="5472000" cy="3534293"/>
+            <wp:extent cx="5472000" cy="3212978"/>
             <wp:docPr id="3" name="Picture 3"/>
             <wp:cNvGraphicFramePr>
               <a:graphicFrameLocks noChangeAspect="1"/>
@@ -6224,7 +6224,7 @@
                   <pic:spPr>
                     <a:xfrm>
                       <a:off x="0" y="0"/>
-                      <a:ext cx="5472000" cy="3534293"/>
+                      <a:ext cx="5472000" cy="3212978"/>
                     </a:xfrm>
                     <a:prstGeom prst="rect"/>
                   </pic:spPr>
@@ -6304,7 +6304,7 @@
       <w:r>
         <w:drawing>
           <wp:inline xmlns:a="http://schemas.openxmlformats.org/drawingml/2006/main" xmlns:pic="http://schemas.openxmlformats.org/drawingml/2006/picture">
-            <wp:extent cx="5256000" cy="3522099"/>
+            <wp:extent cx="5256000" cy="2641295"/>
             <wp:docPr id="4" name="Picture 4"/>
             <wp:cNvGraphicFramePr>
               <a:graphicFrameLocks noChangeAspect="1"/>
@@ -6325,7 +6325,7 @@
                   <pic:spPr>
                     <a:xfrm>
                       <a:off x="0" y="0"/>
-                      <a:ext cx="5256000" cy="3522099"/>
+                      <a:ext cx="5256000" cy="2641295"/>
                     </a:xfrm>
                     <a:prstGeom prst="rect"/>
                   </pic:spPr>
@@ -7506,7 +7506,7 @@
       <w:r>
         <w:drawing>
           <wp:inline xmlns:a="http://schemas.openxmlformats.org/drawingml/2006/main" xmlns:pic="http://schemas.openxmlformats.org/drawingml/2006/picture">
-            <wp:extent cx="5256000" cy="3687158"/>
+            <wp:extent cx="5256000" cy="2927641"/>
             <wp:docPr id="5" name="Picture 5"/>
             <wp:cNvGraphicFramePr>
               <a:graphicFrameLocks noChangeAspect="1"/>
@@ -7527,7 +7527,7 @@
                   <pic:spPr>
                     <a:xfrm>
                       <a:off x="0" y="0"/>
-                      <a:ext cx="5256000" cy="3687158"/>
+                      <a:ext cx="5256000" cy="2927641"/>
                     </a:xfrm>
                     <a:prstGeom prst="rect"/>
                   </pic:spPr>
@@ -8033,7 +8033,7 @@
       <w:r>
         <w:drawing>
           <wp:inline xmlns:a="http://schemas.openxmlformats.org/drawingml/2006/main" xmlns:pic="http://schemas.openxmlformats.org/drawingml/2006/picture">
-            <wp:extent cx="5256000" cy="3495995"/>
+            <wp:extent cx="5256000" cy="3161479"/>
             <wp:docPr id="6" name="Picture 6"/>
             <wp:cNvGraphicFramePr>
               <a:graphicFrameLocks noChangeAspect="1"/>
@@ -8054,7 +8054,7 @@
                   <pic:spPr>
                     <a:xfrm>
                       <a:off x="0" y="0"/>
-                      <a:ext cx="5256000" cy="3495995"/>
+                      <a:ext cx="5256000" cy="3161479"/>
                     </a:xfrm>
                     <a:prstGeom prst="rect"/>
                   </pic:spPr>
@@ -8103,7 +8103,7 @@
       <w:r>
         <w:drawing>
           <wp:inline xmlns:a="http://schemas.openxmlformats.org/drawingml/2006/main" xmlns:pic="http://schemas.openxmlformats.org/drawingml/2006/picture">
-            <wp:extent cx="5256000" cy="3757648"/>
+            <wp:extent cx="5256000" cy="2925722"/>
             <wp:docPr id="7" name="Picture 7"/>
             <wp:cNvGraphicFramePr>
               <a:graphicFrameLocks noChangeAspect="1"/>
@@ -8124,7 +8124,7 @@
                   <pic:spPr>
                     <a:xfrm>
                       <a:off x="0" y="0"/>
-                      <a:ext cx="5256000" cy="3757648"/>
+                      <a:ext cx="5256000" cy="2925722"/>
                     </a:xfrm>
                     <a:prstGeom prst="rect"/>
                   </pic:spPr>
@@ -8189,7 +8189,7 @@
       <w:r>
         <w:drawing>
           <wp:inline xmlns:a="http://schemas.openxmlformats.org/drawingml/2006/main" xmlns:pic="http://schemas.openxmlformats.org/drawingml/2006/picture">
-            <wp:extent cx="5256000" cy="3444082"/>
+            <wp:extent cx="5256000" cy="2880569"/>
             <wp:docPr id="8" name="Picture 8"/>
             <wp:cNvGraphicFramePr>
               <a:graphicFrameLocks noChangeAspect="1"/>
@@ -8210,7 +8210,7 @@
                   <pic:spPr>
                     <a:xfrm>
                       <a:off x="0" y="0"/>
-                      <a:ext cx="5256000" cy="3444082"/>
+                      <a:ext cx="5256000" cy="2880569"/>
                     </a:xfrm>
                     <a:prstGeom prst="rect"/>
                   </pic:spPr>
@@ -8891,7 +8891,7 @@
       <w:r>
         <w:drawing>
           <wp:inline xmlns:a="http://schemas.openxmlformats.org/drawingml/2006/main" xmlns:pic="http://schemas.openxmlformats.org/drawingml/2006/picture">
-            <wp:extent cx="5256000" cy="3906538"/>
+            <wp:extent cx="5256000" cy="2584868"/>
             <wp:docPr id="9" name="Picture 9"/>
             <wp:cNvGraphicFramePr>
               <a:graphicFrameLocks noChangeAspect="1"/>
@@ -8912,7 +8912,7 @@
                   <pic:spPr>
                     <a:xfrm>
                       <a:off x="0" y="0"/>
-                      <a:ext cx="5256000" cy="3906538"/>
+                      <a:ext cx="5256000" cy="2584868"/>
                     </a:xfrm>
                     <a:prstGeom prst="rect"/>
                   </pic:spPr>
@@ -9790,7 +9790,7 @@
       <w:r>
         <w:drawing>
           <wp:inline xmlns:a="http://schemas.openxmlformats.org/drawingml/2006/main" xmlns:pic="http://schemas.openxmlformats.org/drawingml/2006/picture">
-            <wp:extent cx="5580000" cy="3694204"/>
+            <wp:extent cx="5580000" cy="7343917"/>
             <wp:docPr id="10" name="Picture 10"/>
             <wp:cNvGraphicFramePr>
               <a:graphicFrameLocks noChangeAspect="1"/>
@@ -9811,7 +9811,7 @@
                   <pic:spPr>
                     <a:xfrm>
                       <a:off x="0" y="0"/>
-                      <a:ext cx="5580000" cy="3694204"/>
+                      <a:ext cx="5580000" cy="7343917"/>
                     </a:xfrm>
                     <a:prstGeom prst="rect"/>
                   </pic:spPr>
@@ -9860,7 +9860,7 @@
       <w:r>
         <w:drawing>
           <wp:inline xmlns:a="http://schemas.openxmlformats.org/drawingml/2006/main" xmlns:pic="http://schemas.openxmlformats.org/drawingml/2006/picture">
-            <wp:extent cx="4500000" cy="4768163"/>
+            <wp:extent cx="4500000" cy="4604819"/>
             <wp:docPr id="11" name="Picture 11"/>
             <wp:cNvGraphicFramePr>
               <a:graphicFrameLocks noChangeAspect="1"/>
@@ -9881,7 +9881,7 @@
                   <pic:spPr>
                     <a:xfrm>
                       <a:off x="0" y="0"/>
-                      <a:ext cx="4500000" cy="4768163"/>
+                      <a:ext cx="4500000" cy="4604819"/>
                     </a:xfrm>
                     <a:prstGeom prst="rect"/>
                   </pic:spPr>
@@ -10508,7 +10508,7 @@
       <w:r>
         <w:drawing>
           <wp:inline xmlns:a="http://schemas.openxmlformats.org/drawingml/2006/main" xmlns:pic="http://schemas.openxmlformats.org/drawingml/2006/picture">
-            <wp:extent cx="5256000" cy="3399728"/>
+            <wp:extent cx="5256000" cy="2895177"/>
             <wp:docPr id="12" name="Picture 12"/>
             <wp:cNvGraphicFramePr>
               <a:graphicFrameLocks noChangeAspect="1"/>
@@ -10529,7 +10529,7 @@
                   <pic:spPr>
                     <a:xfrm>
                       <a:off x="0" y="0"/>
-                      <a:ext cx="5256000" cy="3399728"/>
+                      <a:ext cx="5256000" cy="2895177"/>
                     </a:xfrm>
                     <a:prstGeom prst="rect"/>
                   </pic:spPr>
@@ -12992,7 +12992,7 @@
       <w:r>
         <w:drawing>
           <wp:inline xmlns:a="http://schemas.openxmlformats.org/drawingml/2006/main" xmlns:pic="http://schemas.openxmlformats.org/drawingml/2006/picture">
-            <wp:extent cx="5256000" cy="4221201"/>
+            <wp:extent cx="5256000" cy="3466051"/>
             <wp:docPr id="13" name="Picture 13"/>
             <wp:cNvGraphicFramePr>
               <a:graphicFrameLocks noChangeAspect="1"/>
@@ -13013,7 +13013,7 @@
                   <pic:spPr>
                     <a:xfrm>
                       <a:off x="0" y="0"/>
-                      <a:ext cx="5256000" cy="4221201"/>
+                      <a:ext cx="5256000" cy="3466051"/>
                     </a:xfrm>
                     <a:prstGeom prst="rect"/>
                   </pic:spPr>
@@ -13622,7 +13622,7 @@
       <w:r>
         <w:drawing>
           <wp:inline xmlns:a="http://schemas.openxmlformats.org/drawingml/2006/main" xmlns:pic="http://schemas.openxmlformats.org/drawingml/2006/picture">
-            <wp:extent cx="5256000" cy="3964655"/>
+            <wp:extent cx="5256000" cy="3283755"/>
             <wp:docPr id="14" name="Picture 14"/>
             <wp:cNvGraphicFramePr>
               <a:graphicFrameLocks noChangeAspect="1"/>
@@ -13643,7 +13643,7 @@
                   <pic:spPr>
                     <a:xfrm>
                       <a:off x="0" y="0"/>
-                      <a:ext cx="5256000" cy="3964655"/>
+                      <a:ext cx="5256000" cy="3283755"/>
                     </a:xfrm>
                     <a:prstGeom prst="rect"/>
                   </pic:spPr>
@@ -14601,7 +14601,7 @@
       <w:r>
         <w:drawing>
           <wp:inline xmlns:a="http://schemas.openxmlformats.org/drawingml/2006/main" xmlns:pic="http://schemas.openxmlformats.org/drawingml/2006/picture">
-            <wp:extent cx="5256000" cy="3814718"/>
+            <wp:extent cx="5256000" cy="2580607"/>
             <wp:docPr id="15" name="Picture 15"/>
             <wp:cNvGraphicFramePr>
               <a:graphicFrameLocks noChangeAspect="1"/>
@@ -14622,7 +14622,7 @@
                   <pic:spPr>
                     <a:xfrm>
                       <a:off x="0" y="0"/>
-                      <a:ext cx="5256000" cy="3814718"/>
+                      <a:ext cx="5256000" cy="2580607"/>
                     </a:xfrm>
                     <a:prstGeom prst="rect"/>
                   </pic:spPr>

--- a/report/粤语播客生态研究报告.docx
+++ b/report/粤语播客生态研究报告.docx
@@ -9790,7 +9790,7 @@
       <w:r>
         <w:drawing>
           <wp:inline xmlns:a="http://schemas.openxmlformats.org/drawingml/2006/main" xmlns:pic="http://schemas.openxmlformats.org/drawingml/2006/picture">
-            <wp:extent cx="5580000" cy="7343917"/>
+            <wp:extent cx="5580000" cy="5022738"/>
             <wp:docPr id="10" name="Picture 10"/>
             <wp:cNvGraphicFramePr>
               <a:graphicFrameLocks noChangeAspect="1"/>
@@ -9811,7 +9811,7 @@
                   <pic:spPr>
                     <a:xfrm>
                       <a:off x="0" y="0"/>
-                      <a:ext cx="5580000" cy="7343917"/>
+                      <a:ext cx="5580000" cy="5022738"/>
                     </a:xfrm>
                     <a:prstGeom prst="rect"/>
                   </pic:spPr>
@@ -9860,7 +9860,7 @@
       <w:r>
         <w:drawing>
           <wp:inline xmlns:a="http://schemas.openxmlformats.org/drawingml/2006/main" xmlns:pic="http://schemas.openxmlformats.org/drawingml/2006/picture">
-            <wp:extent cx="4500000" cy="4604819"/>
+            <wp:extent cx="4500000" cy="4724096"/>
             <wp:docPr id="11" name="Picture 11"/>
             <wp:cNvGraphicFramePr>
               <a:graphicFrameLocks noChangeAspect="1"/>
@@ -9881,7 +9881,7 @@
                   <pic:spPr>
                     <a:xfrm>
                       <a:off x="0" y="0"/>
-                      <a:ext cx="4500000" cy="4604819"/>
+                      <a:ext cx="4500000" cy="4724096"/>
                     </a:xfrm>
                     <a:prstGeom prst="rect"/>
                   </pic:spPr>
@@ -14601,7 +14601,7 @@
       <w:r>
         <w:drawing>
           <wp:inline xmlns:a="http://schemas.openxmlformats.org/drawingml/2006/main" xmlns:pic="http://schemas.openxmlformats.org/drawingml/2006/picture">
-            <wp:extent cx="5256000" cy="2580607"/>
+            <wp:extent cx="5256000" cy="2598749"/>
             <wp:docPr id="15" name="Picture 15"/>
             <wp:cNvGraphicFramePr>
               <a:graphicFrameLocks noChangeAspect="1"/>
@@ -14622,7 +14622,7 @@
                   <pic:spPr>
                     <a:xfrm>
                       <a:off x="0" y="0"/>
-                      <a:ext cx="5256000" cy="2580607"/>
+                      <a:ext cx="5256000" cy="2598749"/>
                     </a:xfrm>
                     <a:prstGeom prst="rect"/>
                   </pic:spPr>
